--- a/public/assets/documentos/devolucion.docx
+++ b/public/assets/documentos/devolucion.docx
@@ -679,8 +679,16 @@
               <w:rPr>
                 <w:rFonts w:asciiTheme="minorHAnsi" w:hAnsiTheme="minorHAnsi" w:cstheme="minorHAnsi"/>
               </w:rPr>
-              <w:t>{#equipos}{</w:t>
-            </w:r>
+              <w:t>{#</w:t>
+            </w:r>
+            <w:proofErr w:type="gramStart"/>
+            <w:r>
+              <w:rPr>
+                <w:rFonts w:asciiTheme="minorHAnsi" w:hAnsiTheme="minorHAnsi" w:cstheme="minorHAnsi"/>
+              </w:rPr>
+              <w:t>equipos}{</w:t>
+            </w:r>
+            <w:proofErr w:type="gramEnd"/>
             <w:r>
               <w:rPr>
                 <w:rFonts w:asciiTheme="minorHAnsi" w:hAnsiTheme="minorHAnsi" w:cstheme="minorHAnsi"/>
@@ -1370,8 +1378,8 @@
         <w:tblLook w:val="04A0" w:firstRow="1" w:lastRow="0" w:firstColumn="1" w:lastColumn="0" w:noHBand="0" w:noVBand="1"/>
       </w:tblPr>
       <w:tblGrid>
-        <w:gridCol w:w="5302"/>
-        <w:gridCol w:w="5188"/>
+        <w:gridCol w:w="5245"/>
+        <w:gridCol w:w="5245"/>
       </w:tblGrid>
       <w:tr>
         <w:tc>
@@ -1415,25 +1423,56 @@
                 <w:sz w:val="22"/>
                 <w:szCs w:val="22"/>
               </w:rPr>
-              <w:t>ADRIAN HUANACUNI BONIFACIO</w:t>
-            </w:r>
-          </w:p>
-          <w:p>
-            <w:pPr>
-              <w:jc w:val="center"/>
-              <w:rPr>
-                <w:rFonts w:asciiTheme="minorHAnsi" w:hAnsiTheme="minorHAnsi" w:cstheme="minorHAnsi"/>
-                <w:sz w:val="22"/>
-                <w:szCs w:val="22"/>
-              </w:rPr>
-            </w:pPr>
-            <w:r>
-              <w:rPr>
-                <w:rFonts w:asciiTheme="minorHAnsi" w:hAnsiTheme="minorHAnsi" w:cstheme="minorHAnsi"/>
-                <w:sz w:val="22"/>
-                <w:szCs w:val="22"/>
-              </w:rPr>
-              <w:t>ASISTENTE DE SISTEMAS</w:t>
+              <w:t>{</w:t>
+            </w:r>
+            <w:proofErr w:type="spellStart"/>
+            <w:r>
+              <w:rPr>
+                <w:rFonts w:asciiTheme="minorHAnsi" w:hAnsiTheme="minorHAnsi" w:cstheme="minorHAnsi"/>
+                <w:b/>
+                <w:bCs/>
+                <w:sz w:val="22"/>
+                <w:szCs w:val="22"/>
+              </w:rPr>
+              <w:t>nombreEncargado</w:t>
+            </w:r>
+            <w:proofErr w:type="spellEnd"/>
+            <w:r>
+              <w:rPr>
+                <w:rFonts w:asciiTheme="minorHAnsi" w:hAnsiTheme="minorHAnsi" w:cstheme="minorHAnsi"/>
+                <w:b/>
+                <w:bCs/>
+                <w:sz w:val="22"/>
+                <w:szCs w:val="22"/>
+              </w:rPr>
+              <w:t>}</w:t>
+            </w:r>
+            <w:r>
+              <w:rPr>
+                <w:rFonts w:asciiTheme="minorHAnsi" w:hAnsiTheme="minorHAnsi" w:cstheme="minorHAnsi"/>
+                <w:sz w:val="22"/>
+                <w:szCs w:val="22"/>
+              </w:rPr>
+              <w:br/>
+              <w:t>{</w:t>
+            </w:r>
+            <w:proofErr w:type="spellStart"/>
+            <w:r>
+              <w:rPr>
+                <w:rFonts w:asciiTheme="minorHAnsi" w:hAnsiTheme="minorHAnsi" w:cstheme="minorHAnsi"/>
+                <w:sz w:val="22"/>
+                <w:szCs w:val="22"/>
+              </w:rPr>
+              <w:t>cargoEncargado</w:t>
+            </w:r>
+            <w:proofErr w:type="spellEnd"/>
+            <w:r>
+              <w:rPr>
+                <w:rFonts w:asciiTheme="minorHAnsi" w:hAnsiTheme="minorHAnsi" w:cstheme="minorHAnsi"/>
+                <w:sz w:val="22"/>
+                <w:szCs w:val="22"/>
+              </w:rPr>
+              <w:t>}</w:t>
             </w:r>
           </w:p>
         </w:tc>
